--- a/ПРОЦЕСС ДВИЖЕНИЯ И УЧЁТА МАТЕРИАЛОВ.docx
+++ b/ПРОЦЕСС ДВИЖЕНИЯ И УЧЁТА МАТЕРИАЛОВ.docx
@@ -2940,38 +2940,6 @@
       <w:pPr>
         <w:spacing w:after="80"/>
       </w:pPr>
-    </w:p>
-    <w:p>
-      <w:pPr>
-        <w:spacing w:before="160" w:after="80"/>
-      </w:pPr>
-      <w:r>
-        <w:rPr>
-          <w:b/>
-          <w:i/>
-          <w:color w:val="B24A00"/>
-          <w:sz w:val="22"/>
-        </w:rPr>
-        <w:t>⚠️ Не уточнено в обсуждении — отложено на будущее</w:t>
-      </w:r>
-    </w:p>
-    <w:p>
-      <w:pPr>
-        <w:pStyle w:val="ListBullet"/>
-        <w:spacing w:after="40"/>
-      </w:pPr>
-      <w:r>
-        <w:t>периодическая полная инвентаризация складов — упомянута отдельно, не детализирована;</w:t>
-      </w:r>
-    </w:p>
-    <w:p>
-      <w:pPr>
-        <w:pStyle w:val="ListBullet"/>
-        <w:spacing w:after="40"/>
-      </w:pPr>
-      <w:r>
-        <w:t>склад ПММ (топливо/масла) — отдельный будущий тип склада, вне рамок этой карточки.</w:t>
-      </w:r>
     </w:p>
     <w:p>
       <w:pPr>
